--- a/lab3_singlecell/Lab3_PreLab_Handout.docx
+++ b/lab3_singlecell/Lab3_PreLab_Handout.docx
@@ -9,7 +9,7 @@
           <w:color w:val="0279EE"/>
           <w:sz w:val="32"/>
         </w:rPr>
-        <w:t>Pre-Lab 3 — Getting Your Brain Ready for Single-Cell Annotation</w:t>
+        <w:t>Pre-Lab 3  -  Getting Your Brain Ready for Single-Cell Annotation</w:t>
       </w:r>
     </w:p>
     <w:p>
@@ -18,7 +18,7 @@
           <w:i/>
           <w:sz w:val="20"/>
         </w:rPr>
-        <w:t>BIO 462/594 Molecular Biology | Comp Lab 3 is Thursday, December 3, 11:00 AM (JH-035, OSC via browser) — the last day of class. Prep takes 15–20 minutes. No coding, no OSC login, nothing to install.</w:t>
+        <w:t>BIO 462/594 Molecular Biology | Comp Lab 3 is Thursday, December 3, 11:00 AM (JH-035, OSC via browser)  -  the last day of class. Prep takes 15–20 minutes. No coding, no OSC login, nothing to install.</w:t>
       </w:r>
     </w:p>
     <w:p>
@@ -36,7 +36,7 @@
         <w:rPr>
           <w:i w:val="0"/>
         </w:rPr>
-        <w:t>Single-cell RNA-seq measures the expression of every gene in thousands of individual cells at once. The data arrives as an anonymous cloud: 44,721 cells from the blood of COVID-19 patients and healthy donors (Su et al., Nature Medicine 2020), with no names attached. Annotation — deciding what each cell IS — is where computation meets biology. You will do it two ways: by hand, using marker genes (bottom-up), and with CellTypist, a reference model trained on ~300,000 curated immune cells (top-down). Then you will study where the two disagree. The disagreements are not noise — they are where new biology and model blind spots live.</w:t>
+        <w:t>Single-cell RNA-seq measures the expression of every gene in thousands of individual cells at once. The data arrives as an anonymous cloud: 44,721 cells from the blood of COVID-19 patients and healthy donors (Su et al., Nature Medicine 2020), with no names attached. Annotation  -  deciding what each cell IS  -  is where computation meets biology. You will do it two ways: by hand, using marker genes (bottom-up), and with CellTypist, a reference model trained on ~300,000 curated immune cells (top-down). Then you will study where the two disagree. The disagreements are not noise  -  they are where new biology and model blind spots live.</w:t>
       </w:r>
     </w:p>
     <w:p>
@@ -214,7 +214,7 @@
           </w:tcPr>
           <w:p>
             <w:r>
-              <w:t>Two cells captured in one droplet — a QC artifact that can masquerade as a "new cell type."</w:t>
+              <w:t>Two cells captured in one droplet  -  a QC artifact that can masquerade as a "new cell type."</w:t>
             </w:r>
           </w:p>
         </w:tc>
@@ -227,7 +227,7 @@
           <w:color w:val="0279EE"/>
           <w:sz w:val="25"/>
         </w:rPr>
-        <w:t>Self-check — try these before class (answers below)</w:t>
+        <w:t>Self-check  -  try these before class (answers below)</w:t>
       </w:r>
     </w:p>
     <w:p>
@@ -308,7 +308,7 @@
         <w:pStyle w:val="ListBullet"/>
       </w:pPr>
       <w:r>
-        <w:t>CD14+ classical monocyte. FCGR3A (CD16)+ MS4A7+ would indicate non-classical (CD16+) monocytes — a different, patrolling population.</w:t>
+        <w:t>CD14+ classical monocyte. FCGR3A (CD16)+ MS4A7+ would indicate non-classical (CD16+) monocytes  -  a different, patrolling population.</w:t>
       </w:r>
     </w:p>
     <w:p>
@@ -316,7 +316,7 @@
         <w:pStyle w:val="ListBullet"/>
       </w:pPr>
       <w:r>
-        <w:t>(a) The cells are genuinely novel/ambiguous relative to the reference (e.g., an activation state it has not seen); (b) the cluster mixes several real types, so no single label fits — check both.</w:t>
+        <w:t>(a) The cells are genuinely novel/ambiguous relative to the reference (e.g., an activation state it has not seen); (b) the cluster mixes several real types, so no single label fits  -  check both.</w:t>
       </w:r>
     </w:p>
     <w:p>
@@ -324,7 +324,7 @@
         <w:pStyle w:val="ListBullet"/>
       </w:pPr>
       <w:r>
-        <w:t>Interferon-stimulated cells express a huge IFN-induced program that shifts their whole profile away from the healthy reference; the model may split them into fragments or assign low confidence — a systematic blind spot, not random error.</w:t>
+        <w:t>Interferon-stimulated cells express a huge IFN-induced program that shifts their whole profile away from the healthy reference; the model may split them into fragments or assign low confidence  -  a systematic blind spot, not random error.</w:t>
       </w:r>
     </w:p>
     <w:p>
@@ -332,7 +332,7 @@
         <w:pStyle w:val="ListBullet"/>
       </w:pPr>
       <w:r>
-        <w:t>MKI67/TOP2A mark proliferation (cell cycle), which can occur within many types. A proliferating cluster is a STATE, not a type — you still have to ask what type the proliferating cells are.</w:t>
+        <w:t>MKI67/TOP2A mark proliferation (cell cycle), which can occur within many types. A proliferating cluster is a STATE, not a type  -  you still have to ask what type the proliferating cells are.</w:t>
       </w:r>
     </w:p>
     <w:p>
@@ -350,7 +350,7 @@
         <w:rPr>
           <w:i w:val="0"/>
         </w:rPr>
-        <w:t>Go to celltypist.org and open "About the models." Find the Immune_All_Low model: how many cell types does it distinguish, and from how many donor cells? Note two cell-type names you have never heard of — bring them to class.</w:t>
+        <w:t>Go to celltypist.org and open "About the models." Find the Immune_All_Low model: how many cell types does it distinguish, and from how many donor cells? Note two cell-type names you have never heard of  -  bring them to class.</w:t>
       </w:r>
     </w:p>
     <w:p>
@@ -376,10 +376,16 @@
         <w:rPr>
           <w:i w:val="0"/>
         </w:rPr>
-        <w:t>First step in class (we will do this together): copy your own working copy of the lab so your edits and outputs do not collide with classmates:  cp -r /fs/ess/PNS0503/Mol_Bio_comp_labs/lab3_singlecell  ~/lab3  — then always open YOUR copy (~/lab3/Lab3_Student.ipynb), never the shared original.</w:t>
+        <w:t>First step in class (we will do this together): copy your own working copy of the lab so your edits and outputs do not collide with classmates:  cp -r /fs/ess/PNS0503/Mol_Bio_comp_labs/lab3_singlecell  ~/lab3   -  then always open YOUR copy (~/lab3/Lab3_Student.ipynb), never the shared original.</w:t>
       </w:r>
     </w:p>
     <w:sectPr>
+      <w:headerReference w:type="default" r:id="rId9"/>
+      <w:footerReference w:type="default" r:id="rId10"/>
+      <w:headerReference w:type="first" r:id="rId11"/>
+      <w:footerReference w:type="first" r:id="rId12"/>
+      <w:headerReference w:type="even" r:id="rId13"/>
+      <w:footerReference w:type="even" r:id="rId14"/>
       <w:pgSz w:w="12240" w:h="15840"/>
       <w:pgMar w:top="1440" w:right="1800" w:bottom="1440" w:left="1800" w:header="720" w:footer="720" w:gutter="0"/>
       <w:cols w:space="720"/>
@@ -387,6 +393,66 @@
     </w:sectPr>
   </w:body>
 </w:document>
+</file>
+
+<file path=word/footer1.xml><?xml version="1.0" encoding="utf-8"?>
+<w:ftr xmlns:m="http://schemas.openxmlformats.org/officeDocument/2006/math" xmlns:mc="http://schemas.openxmlformats.org/markup-compatibility/2006" xmlns:mo="http://schemas.microsoft.com/office/mac/office/2008/main" xmlns:mv="urn:schemas-microsoft-com:mac:vml" xmlns:o="urn:schemas-microsoft-com:office:office" xmlns:r="http://schemas.openxmlformats.org/officeDocument/2006/relationships" xmlns:v="urn:schemas-microsoft-com:vml" xmlns:w10="urn:schemas-microsoft-com:office:word" xmlns:w14="http://schemas.microsoft.com/office/word/2010/wordml" xmlns:w="http://schemas.openxmlformats.org/wordprocessingml/2006/main" xmlns:wne="http://schemas.microsoft.com/office/word/2006/wordml" xmlns:wp14="http://schemas.microsoft.com/office/word/2010/wordprocessingDrawing" xmlns:wp="http://schemas.openxmlformats.org/drawingml/2006/wordprocessingDrawing" xmlns:wpc="http://schemas.microsoft.com/office/word/2010/wordprocessingCanvas" xmlns:wpg="http://schemas.microsoft.com/office/word/2010/wordprocessingGroup" xmlns:wpi="http://schemas.microsoft.com/office/word/2010/wordprocessingInk" xmlns:wps="http://schemas.microsoft.com/office/word/2010/wordprocessingShape" mc:Ignorable="w14 wp14">
+  <w:p>
+    <w:pPr>
+      <w:pStyle w:val="Footer"/>
+    </w:pPr>
+  </w:p>
+</w:ftr>
+</file>
+
+<file path=word/footer2.xml><?xml version="1.0" encoding="utf-8"?>
+<w:ftr xmlns:m="http://schemas.openxmlformats.org/officeDocument/2006/math" xmlns:mc="http://schemas.openxmlformats.org/markup-compatibility/2006" xmlns:mo="http://schemas.microsoft.com/office/mac/office/2008/main" xmlns:mv="urn:schemas-microsoft-com:mac:vml" xmlns:o="urn:schemas-microsoft-com:office:office" xmlns:r="http://schemas.openxmlformats.org/officeDocument/2006/relationships" xmlns:v="urn:schemas-microsoft-com:vml" xmlns:w10="urn:schemas-microsoft-com:office:word" xmlns:w14="http://schemas.microsoft.com/office/word/2010/wordml" xmlns:w="http://schemas.openxmlformats.org/wordprocessingml/2006/main" xmlns:wne="http://schemas.microsoft.com/office/word/2006/wordml" xmlns:wp14="http://schemas.microsoft.com/office/word/2010/wordprocessingDrawing" xmlns:wp="http://schemas.openxmlformats.org/drawingml/2006/wordprocessingDrawing" xmlns:wpc="http://schemas.microsoft.com/office/word/2010/wordprocessingCanvas" xmlns:wpg="http://schemas.microsoft.com/office/word/2010/wordprocessingGroup" xmlns:wpi="http://schemas.microsoft.com/office/word/2010/wordprocessingInk" xmlns:wps="http://schemas.microsoft.com/office/word/2010/wordprocessingShape" mc:Ignorable="w14 wp14">
+  <w:p>
+    <w:pPr>
+      <w:pStyle w:val="Footer"/>
+    </w:pPr>
+  </w:p>
+</w:ftr>
+</file>
+
+<file path=word/footer3.xml><?xml version="1.0" encoding="utf-8"?>
+<w:ftr xmlns:m="http://schemas.openxmlformats.org/officeDocument/2006/math" xmlns:mc="http://schemas.openxmlformats.org/markup-compatibility/2006" xmlns:mo="http://schemas.microsoft.com/office/mac/office/2008/main" xmlns:mv="urn:schemas-microsoft-com:mac:vml" xmlns:o="urn:schemas-microsoft-com:office:office" xmlns:r="http://schemas.openxmlformats.org/officeDocument/2006/relationships" xmlns:v="urn:schemas-microsoft-com:vml" xmlns:w10="urn:schemas-microsoft-com:office:word" xmlns:w14="http://schemas.microsoft.com/office/word/2010/wordml" xmlns:w="http://schemas.openxmlformats.org/wordprocessingml/2006/main" xmlns:wne="http://schemas.microsoft.com/office/word/2006/wordml" xmlns:wp14="http://schemas.microsoft.com/office/word/2010/wordprocessingDrawing" xmlns:wp="http://schemas.openxmlformats.org/drawingml/2006/wordprocessingDrawing" xmlns:wpc="http://schemas.microsoft.com/office/word/2010/wordprocessingCanvas" xmlns:wpg="http://schemas.microsoft.com/office/word/2010/wordprocessingGroup" xmlns:wpi="http://schemas.microsoft.com/office/word/2010/wordprocessingInk" xmlns:wps="http://schemas.microsoft.com/office/word/2010/wordprocessingShape" mc:Ignorable="w14 wp14">
+  <w:p>
+    <w:pPr>
+      <w:pStyle w:val="Footer"/>
+    </w:pPr>
+  </w:p>
+</w:ftr>
+</file>
+
+<file path=word/header1.xml><?xml version="1.0" encoding="utf-8"?>
+<w:hdr xmlns:m="http://schemas.openxmlformats.org/officeDocument/2006/math" xmlns:mc="http://schemas.openxmlformats.org/markup-compatibility/2006" xmlns:mo="http://schemas.microsoft.com/office/mac/office/2008/main" xmlns:mv="urn:schemas-microsoft-com:mac:vml" xmlns:o="urn:schemas-microsoft-com:office:office" xmlns:r="http://schemas.openxmlformats.org/officeDocument/2006/relationships" xmlns:v="urn:schemas-microsoft-com:vml" xmlns:w10="urn:schemas-microsoft-com:office:word" xmlns:w14="http://schemas.microsoft.com/office/word/2010/wordml" xmlns:w="http://schemas.openxmlformats.org/wordprocessingml/2006/main" xmlns:wne="http://schemas.microsoft.com/office/word/2006/wordml" xmlns:wp14="http://schemas.microsoft.com/office/word/2010/wordprocessingDrawing" xmlns:wp="http://schemas.openxmlformats.org/drawingml/2006/wordprocessingDrawing" xmlns:wpc="http://schemas.microsoft.com/office/word/2010/wordprocessingCanvas" xmlns:wpg="http://schemas.microsoft.com/office/word/2010/wordprocessingGroup" xmlns:wpi="http://schemas.microsoft.com/office/word/2010/wordprocessingInk" xmlns:wps="http://schemas.microsoft.com/office/word/2010/wordprocessingShape" mc:Ignorable="w14 wp14">
+  <w:p>
+    <w:pPr>
+      <w:pStyle w:val="Header"/>
+    </w:pPr>
+  </w:p>
+</w:hdr>
+</file>
+
+<file path=word/header2.xml><?xml version="1.0" encoding="utf-8"?>
+<w:hdr xmlns:m="http://schemas.openxmlformats.org/officeDocument/2006/math" xmlns:mc="http://schemas.openxmlformats.org/markup-compatibility/2006" xmlns:mo="http://schemas.microsoft.com/office/mac/office/2008/main" xmlns:mv="urn:schemas-microsoft-com:mac:vml" xmlns:o="urn:schemas-microsoft-com:office:office" xmlns:r="http://schemas.openxmlformats.org/officeDocument/2006/relationships" xmlns:v="urn:schemas-microsoft-com:vml" xmlns:w10="urn:schemas-microsoft-com:office:word" xmlns:w14="http://schemas.microsoft.com/office/word/2010/wordml" xmlns:w="http://schemas.openxmlformats.org/wordprocessingml/2006/main" xmlns:wne="http://schemas.microsoft.com/office/word/2006/wordml" xmlns:wp14="http://schemas.microsoft.com/office/word/2010/wordprocessingDrawing" xmlns:wp="http://schemas.openxmlformats.org/drawingml/2006/wordprocessingDrawing" xmlns:wpc="http://schemas.microsoft.com/office/word/2010/wordprocessingCanvas" xmlns:wpg="http://schemas.microsoft.com/office/word/2010/wordprocessingGroup" xmlns:wpi="http://schemas.microsoft.com/office/word/2010/wordprocessingInk" xmlns:wps="http://schemas.microsoft.com/office/word/2010/wordprocessingShape" mc:Ignorable="w14 wp14">
+  <w:p>
+    <w:pPr>
+      <w:pStyle w:val="Header"/>
+    </w:pPr>
+  </w:p>
+</w:hdr>
+</file>
+
+<file path=word/header3.xml><?xml version="1.0" encoding="utf-8"?>
+<w:hdr xmlns:m="http://schemas.openxmlformats.org/officeDocument/2006/math" xmlns:mc="http://schemas.openxmlformats.org/markup-compatibility/2006" xmlns:mo="http://schemas.microsoft.com/office/mac/office/2008/main" xmlns:mv="urn:schemas-microsoft-com:mac:vml" xmlns:o="urn:schemas-microsoft-com:office:office" xmlns:r="http://schemas.openxmlformats.org/officeDocument/2006/relationships" xmlns:v="urn:schemas-microsoft-com:vml" xmlns:w10="urn:schemas-microsoft-com:office:word" xmlns:w14="http://schemas.microsoft.com/office/word/2010/wordml" xmlns:w="http://schemas.openxmlformats.org/wordprocessingml/2006/main" xmlns:wne="http://schemas.microsoft.com/office/word/2006/wordml" xmlns:wp14="http://schemas.microsoft.com/office/word/2010/wordprocessingDrawing" xmlns:wp="http://schemas.openxmlformats.org/drawingml/2006/wordprocessingDrawing" xmlns:wpc="http://schemas.microsoft.com/office/word/2010/wordprocessingCanvas" xmlns:wpg="http://schemas.microsoft.com/office/word/2010/wordprocessingGroup" xmlns:wpi="http://schemas.microsoft.com/office/word/2010/wordprocessingInk" xmlns:wps="http://schemas.microsoft.com/office/word/2010/wordprocessingShape" mc:Ignorable="w14 wp14">
+  <w:p>
+    <w:pPr>
+      <w:pStyle w:val="Header"/>
+    </w:pPr>
+  </w:p>
+</w:hdr>
 </file>
 
 <file path=word/numbering.xml><?xml version="1.0" encoding="utf-8"?>
